--- a/data/analysis/Reportes/Archivo/Analisis_Hidrometeorologico_2026-10-09.docx
+++ b/data/analysis/Reportes/Archivo/Analisis_Hidrometeorologico_2026-10-09.docx
@@ -35,7 +35,7 @@
           <w:rFonts w:ascii="Arial" w:hAnsi="Arial"/>
           <w:sz w:val="19"/>
         </w:rPr>
-        <w:t>CORTE: 2026-10-09 13:44</w:t>
+        <w:t>CORTE: 2026-10-09 15:37</w:t>
       </w:r>
     </w:p>
     <w:p>
@@ -75,7 +75,7 @@
           <w:rFonts w:ascii="Arial" w:hAnsi="Arial"/>
           <w:sz w:val="19"/>
         </w:rPr>
-        <w:t>Al corte de las 13:44 h, la lectura debe mantenerse integrada y no por cuencas aisladas. La señal hidrométrica más reciente tiene como referencia principal el corte vigente de niveles y la lluvia observada/prevista sobre Guatemala, Chiapas y Tabasco. El mayor cambio de 24 h entre estaciones observadas es Boca del Cerro +0.90 m/24 h. La prioridad operativa es confirmar cualquier cambio de escenario con coincidencia de lluvia, saturación, niveles, caudales y operación de presas; el pronóstico por sí solo no constituye una creciente confirmada.</w:t>
+        <w:t>Al corte de las 15:37 h, la lectura debe mantenerse integrada y no por cuencas aisladas. La señal hidrométrica más reciente tiene como referencia principal el corte vigente de niveles y la lluvia observada/prevista sobre Guatemala, Chiapas y Tabasco. El mayor cambio de 24 h entre estaciones observadas es Boca del Cerro +0.90 m/24 h. La prioridad operativa es confirmar cualquier cambio de escenario con coincidencia de lluvia, saturación, niveles, caudales y operación de presas; el pronóstico por sí solo no constituye una creciente confirmada.</w:t>
       </w:r>
     </w:p>
     <w:p>
@@ -1953,7 +1953,7 @@
           <w:rFonts w:ascii="Arial" w:hAnsi="Arial"/>
           <w:sz w:val="19"/>
         </w:rPr>
-        <w:t>El diagnóstico integrado del corte de las 13:44 h se mantiene condicionado por la evolución conjunta de Guatemala–Usumacinta–Boca del Cerro, Ríos Serranos–Pichucalco–Grijalva bajo, la cascada de presas y Peñitas/cuenca libre–Mezcalapa–Samaria–Carrizal. Ningún componente debe interpretarse de manera aislada. La señal operativa debe escalar únicamente cuando coincidan magnitud, persistencia y respuesta observada.</w:t>
+        <w:t>El diagnóstico integrado del corte de las 15:37 h se mantiene condicionado por la evolución conjunta de Guatemala–Usumacinta–Boca del Cerro, Ríos Serranos–Pichucalco–Grijalva bajo, la cascada de presas y Peñitas/cuenca libre–Mezcalapa–Samaria–Carrizal. Ningún componente debe interpretarse de manera aislada. La señal operativa debe escalar únicamente cuando coincidan magnitud, persistencia y respuesta observada.</w:t>
       </w:r>
     </w:p>
     <w:p>
@@ -2059,7 +2059,7 @@
           <w:rFonts w:ascii="Arial" w:hAnsi="Arial"/>
           <w:sz w:val="19"/>
         </w:rPr>
-        <w:t>WeatherLink: PASO LA MINA 12.5 mm/24 h</w:t>
+        <w:t>WeatherLink: PASO LA MINA 14.0 mm/24 h</w:t>
       </w:r>
     </w:p>
     <w:p>
@@ -2359,7 +2359,7 @@
                 <w:b w:val="0"/>
                 <w:sz w:val="16"/>
               </w:rPr>
-              <w:t>2026-10-09T10:24:32.423798-06:00</w:t>
+              <w:t>2026-10-09T15:24:49.181968-06:00</w:t>
             </w:r>
           </w:p>
         </w:tc>

--- a/data/analysis/Reportes/Archivo/Analisis_Hidrometeorologico_2026-10-09.docx
+++ b/data/analysis/Reportes/Archivo/Analisis_Hidrometeorologico_2026-10-09.docx
@@ -35,7 +35,7 @@
           <w:rFonts w:ascii="Arial" w:hAnsi="Arial"/>
           <w:sz w:val="19"/>
         </w:rPr>
-        <w:t>CORTE: 2026-10-09 15:37</w:t>
+        <w:t>CORTE: 2026-10-09 15:46</w:t>
       </w:r>
     </w:p>
     <w:p>
@@ -75,7 +75,7 @@
           <w:rFonts w:ascii="Arial" w:hAnsi="Arial"/>
           <w:sz w:val="19"/>
         </w:rPr>
-        <w:t>Al corte de las 15:37 h, la lectura debe mantenerse integrada y no por cuencas aisladas. La señal hidrométrica más reciente tiene como referencia principal el corte vigente de niveles y la lluvia observada/prevista sobre Guatemala, Chiapas y Tabasco. El mayor cambio de 24 h entre estaciones observadas es Boca del Cerro +0.90 m/24 h. La prioridad operativa es confirmar cualquier cambio de escenario con coincidencia de lluvia, saturación, niveles, caudales y operación de presas; el pronóstico por sí solo no constituye una creciente confirmada.</w:t>
+        <w:t>Al corte de las 15:46 h, la lectura debe mantenerse integrada y no por cuencas aisladas. La señal hidrométrica más reciente tiene como referencia principal el corte vigente de niveles y la lluvia observada/prevista sobre Guatemala, Chiapas y Tabasco. El mayor cambio de 24 h entre estaciones observadas es Boca del Cerro +0.90 m/24 h. La prioridad operativa es confirmar cualquier cambio de escenario con coincidencia de lluvia, saturación, niveles, caudales y operación de presas; el pronóstico por sí solo no constituye una creciente confirmada.</w:t>
       </w:r>
     </w:p>
     <w:p>
@@ -1953,7 +1953,7 @@
           <w:rFonts w:ascii="Arial" w:hAnsi="Arial"/>
           <w:sz w:val="19"/>
         </w:rPr>
-        <w:t>El diagnóstico integrado del corte de las 15:37 h se mantiene condicionado por la evolución conjunta de Guatemala–Usumacinta–Boca del Cerro, Ríos Serranos–Pichucalco–Grijalva bajo, la cascada de presas y Peñitas/cuenca libre–Mezcalapa–Samaria–Carrizal. Ningún componente debe interpretarse de manera aislada. La señal operativa debe escalar únicamente cuando coincidan magnitud, persistencia y respuesta observada.</w:t>
+        <w:t>El diagnóstico integrado del corte de las 15:46 h se mantiene condicionado por la evolución conjunta de Guatemala–Usumacinta–Boca del Cerro, Ríos Serranos–Pichucalco–Grijalva bajo, la cascada de presas y Peñitas/cuenca libre–Mezcalapa–Samaria–Carrizal. Ningún componente debe interpretarse de manera aislada. La señal operativa debe escalar únicamente cuando coincidan magnitud, persistencia y respuesta observada.</w:t>
       </w:r>
     </w:p>
     <w:p>

--- a/data/analysis/Reportes/Archivo/Analisis_Hidrometeorologico_2026-10-09.docx
+++ b/data/analysis/Reportes/Archivo/Analisis_Hidrometeorologico_2026-10-09.docx
@@ -35,7 +35,7 @@
           <w:rFonts w:ascii="Arial" w:hAnsi="Arial"/>
           <w:sz w:val="19"/>
         </w:rPr>
-        <w:t>CORTE: 2026-10-09 15:46</w:t>
+        <w:t>CORTE: 2026-10-09 15:51</w:t>
       </w:r>
     </w:p>
     <w:p>
@@ -75,7 +75,7 @@
           <w:rFonts w:ascii="Arial" w:hAnsi="Arial"/>
           <w:sz w:val="19"/>
         </w:rPr>
-        <w:t>Al corte de las 15:46 h, la lectura debe mantenerse integrada y no por cuencas aisladas. La señal hidrométrica más reciente tiene como referencia principal el corte vigente de niveles y la lluvia observada/prevista sobre Guatemala, Chiapas y Tabasco. El mayor cambio de 24 h entre estaciones observadas es Boca del Cerro +0.90 m/24 h. La prioridad operativa es confirmar cualquier cambio de escenario con coincidencia de lluvia, saturación, niveles, caudales y operación de presas; el pronóstico por sí solo no constituye una creciente confirmada.</w:t>
+        <w:t>Al corte de las 15:51 h, la lectura debe mantenerse integrada y no por cuencas aisladas. La señal hidrométrica más reciente tiene como referencia principal el corte vigente de niveles y la lluvia observada/prevista sobre Guatemala, Chiapas y Tabasco. El mayor cambio de 24 h entre estaciones observadas es Boca del Cerro +0.90 m/24 h. La prioridad operativa es confirmar cualquier cambio de escenario con coincidencia de lluvia, saturación, niveles, caudales y operación de presas; el pronóstico por sí solo no constituye una creciente confirmada.</w:t>
       </w:r>
     </w:p>
     <w:p>
@@ -1953,7 +1953,7 @@
           <w:rFonts w:ascii="Arial" w:hAnsi="Arial"/>
           <w:sz w:val="19"/>
         </w:rPr>
-        <w:t>El diagnóstico integrado del corte de las 15:46 h se mantiene condicionado por la evolución conjunta de Guatemala–Usumacinta–Boca del Cerro, Ríos Serranos–Pichucalco–Grijalva bajo, la cascada de presas y Peñitas/cuenca libre–Mezcalapa–Samaria–Carrizal. Ningún componente debe interpretarse de manera aislada. La señal operativa debe escalar únicamente cuando coincidan magnitud, persistencia y respuesta observada.</w:t>
+        <w:t>El diagnóstico integrado del corte de las 15:51 h se mantiene condicionado por la evolución conjunta de Guatemala–Usumacinta–Boca del Cerro, Ríos Serranos–Pichucalco–Grijalva bajo, la cascada de presas y Peñitas/cuenca libre–Mezcalapa–Samaria–Carrizal. Ningún componente debe interpretarse de manera aislada. La señal operativa debe escalar únicamente cuando coincidan magnitud, persistencia y respuesta observada.</w:t>
       </w:r>
     </w:p>
     <w:p>
